--- a/data/human_paras/human_para_125.docx
+++ b/data/human_paras/human_para_125.docx
@@ -4,7 +4,7 @@
   <w:body>
     <w:p>
       <w:r>
-        <w:t>As a way of keeping the skilled staff devoted to his firm, Ford created the $5 wage for an eight-hour workday – this is equivalent to over a $110 as of 2011(Ref-s366502). Nonetheless, the amount was more than twice the amount laborers were making, on average, during the 1914 period (Ref-s366502). As a result, Ford became widely known for a revolutionary concept, which encompassed of the production of a low-cost automobiles by competent laborers who earned consistent wages and worked a five-day, 40-hour working week (Ref-s366502). Outside the business realm, Ford was a staunch pacifist who opposed World War I and even helped in the financial sponsorship of a 'peace ship' to the traditional west (Europe).</w:t>
+        <w:t>Ford joined the Detroit Edison Company in 1890 as an engineer (Ref-s309613). By 1893 Ford had assumed promotion to chief engineer due to h is innate abilities. During this time, Ford worked on concepts for a vehicle without horses. The very first gasoline-propelled two-cylinder four horsepower engine of Ford was developed in 1892. In 1896, he went on to build his first vehicle – the Ford Quadricycle. During the same year he pitched concepts to Edison officials and later Thomas Edison himself. Edison urged Ford to construct a model superior to the one he had presented. In 1898, Ford was issued his first patent – it was for a carburetor.</w:t>
       </w:r>
     </w:p>
     <w:sectPr>
